--- a/KyleNoblin_ProductDesign_26v3.docx
+++ b/KyleNoblin_ProductDesign_26v3.docx
@@ -508,7 +508,31 @@
           <w:sz w:val="22"/>
           <w:szCs w:val="22"/>
         </w:rPr>
-        <w:t>an SMB journey model connecting product, support, and sales touchpoints, driving ~$40M+ in new revenue</w:t>
+        <w:t>an SMB journey model connecting product, support, and sales touchpoints, driving ~$</w:t>
+      </w:r>
+      <w:r>
+        <w:rPr>
+          <w:rFonts w:ascii="Aptos" w:hAnsi="Aptos" w:cs="Calibri"/>
+          <w:sz w:val="22"/>
+          <w:szCs w:val="22"/>
+        </w:rPr>
+        <w:t>217</w:t>
+      </w:r>
+      <w:r>
+        <w:rPr>
+          <w:rFonts w:ascii="Aptos" w:hAnsi="Aptos" w:cs="Calibri"/>
+          <w:sz w:val="22"/>
+          <w:szCs w:val="22"/>
+        </w:rPr>
+        <w:t>M+ in new revenue</w:t>
+      </w:r>
+      <w:r>
+        <w:rPr>
+          <w:rFonts w:ascii="Aptos" w:hAnsi="Aptos" w:cs="Calibri"/>
+          <w:sz w:val="22"/>
+          <w:szCs w:val="22"/>
+        </w:rPr>
+        <w:t xml:space="preserve"> over 5 years</w:t>
       </w:r>
     </w:p>
     <w:p>
